--- a/dataset/guides/SW/guide/IT-SW-002_SW 라이선스 신청·인증 가이드.docx
+++ b/dataset/guides/SW/guide/IT-SW-002_SW 라이선스 신청·인증 가이드.docx
@@ -2,7 +2,6 @@
 <file path=word/document.xml><?xml version="1.0" encoding="utf-8"?>
 <w:document xmlns:wpc="http://schemas.microsoft.com/office/word/2010/wordprocessingCanvas" xmlns:mo="http://schemas.microsoft.com/office/mac/office/2008/main" xmlns:mc="http://schemas.openxmlformats.org/markup-compatibility/2006" xmlns:mv="urn:schemas-microsoft-com:mac:vml" xmlns:o="urn:schemas-microsoft-com:office:office" xmlns:r="http://schemas.openxmlformats.org/officeDocument/2006/relationships" xmlns:m="http://schemas.openxmlformats.org/officeDocument/2006/math" xmlns:v="urn:schemas-microsoft-com:vml" xmlns:wp14="http://schemas.microsoft.com/office/word/2010/wordprocessingDrawing" xmlns:wp="http://schemas.openxmlformats.org/drawingml/2006/wordprocessingDrawing" xmlns:w10="urn:schemas-microsoft-com:office:word" xmlns:w="http://schemas.openxmlformats.org/wordprocessingml/2006/main" xmlns:w14="http://schemas.microsoft.com/office/word/2010/wordml" xmlns:wpg="http://schemas.microsoft.com/office/word/2010/wordprocessingGroup" xmlns:wpi="http://schemas.microsoft.com/office/word/2010/wordprocessingInk" xmlns:wne="http://schemas.microsoft.com/office/word/2006/wordml" xmlns:wps="http://schemas.microsoft.com/office/word/2010/wordprocessingShape" mc:Ignorable="w14 wp14">
   <w:body>
-    <w:p/>
     <w:p>
       <w:pPr>
         <w:pStyle w:val="Title"/>
@@ -39,11 +38,6 @@
       </w:r>
     </w:p>
     <w:p>
-      <w:r>
-        <w:br w:type="page"/>
-      </w:r>
-    </w:p>
-    <w:p>
       <w:pPr>
         <w:pStyle w:val="Heading1"/>
       </w:pPr>
@@ -54,6 +48,8 @@
     <w:p>
       <w:pPr>
         <w:pStyle w:val="Heading1"/>
+        <w:keepNext/>
+        <w:pageBreakBefore w:val="0"/>
       </w:pPr>
       <w:r>
         <w:t>라이선스 사용 전 확인사항</w:t>
@@ -62,6 +58,7 @@
     <w:p>
       <w:pPr>
         <w:pStyle w:val="Heading2"/>
+        <w:keepNext/>
       </w:pPr>
       <w:r>
         <w:t>1. 용어 안내</w:t>
@@ -78,12 +75,20 @@
         <w:gridCol w:w="4824"/>
       </w:tblGrid>
       <w:tr>
+        <w:trPr>
+          <w:cantSplit/>
+          <w:tblHeader/>
+        </w:trPr>
         <w:tc>
           <w:tcPr>
             <w:tcW w:type="dxa" w:w="4824"/>
             <w:shd w:val="clear" w:color="auto" w:fill="1F3A5F"/>
           </w:tcPr>
           <w:p>
+            <w:pPr>
+              <w:keepNext/>
+              <w:spacing w:after="40" w:before="40"/>
+            </w:pPr>
             <w:r/>
             <w:r>
               <w:rPr>
@@ -101,6 +106,10 @@
             <w:shd w:val="clear" w:color="auto" w:fill="1F3A5F"/>
           </w:tcPr>
           <w:p>
+            <w:pPr>
+              <w:keepNext/>
+              <w:spacing w:after="40" w:before="40"/>
+            </w:pPr>
             <w:r/>
             <w:r>
               <w:rPr>
@@ -114,12 +123,19 @@
         </w:tc>
       </w:tr>
       <w:tr>
+        <w:trPr>
+          <w:cantSplit/>
+        </w:trPr>
         <w:tc>
           <w:tcPr>
             <w:tcW w:type="dxa" w:w="4824"/>
             <w:shd w:val="clear" w:color="auto" w:fill="EDEFF3"/>
           </w:tcPr>
           <w:p>
+            <w:pPr>
+              <w:keepNext/>
+              <w:spacing w:after="40" w:before="40"/>
+            </w:pPr>
             <w:r/>
             <w:r>
               <w:rPr>
@@ -135,6 +151,10 @@
             <w:tcW w:type="dxa" w:w="4824"/>
           </w:tcPr>
           <w:p>
+            <w:pPr>
+              <w:keepNext/>
+              <w:spacing w:after="40" w:before="40"/>
+            </w:pPr>
             <w:r/>
             <w:r>
               <w:rPr>
@@ -146,12 +166,19 @@
         </w:tc>
       </w:tr>
       <w:tr>
+        <w:trPr>
+          <w:cantSplit/>
+        </w:trPr>
         <w:tc>
           <w:tcPr>
             <w:tcW w:type="dxa" w:w="4824"/>
             <w:shd w:val="clear" w:color="auto" w:fill="EDEFF3"/>
           </w:tcPr>
           <w:p>
+            <w:pPr>
+              <w:keepNext/>
+              <w:spacing w:after="40" w:before="40"/>
+            </w:pPr>
             <w:r/>
             <w:r>
               <w:rPr>
@@ -167,6 +194,10 @@
             <w:tcW w:type="dxa" w:w="4824"/>
           </w:tcPr>
           <w:p>
+            <w:pPr>
+              <w:keepNext/>
+              <w:spacing w:after="40" w:before="40"/>
+            </w:pPr>
             <w:r/>
             <w:r>
               <w:rPr>
@@ -191,12 +222,19 @@
         </w:tc>
       </w:tr>
       <w:tr>
+        <w:trPr>
+          <w:cantSplit/>
+        </w:trPr>
         <w:tc>
           <w:tcPr>
             <w:tcW w:type="dxa" w:w="4824"/>
             <w:shd w:val="clear" w:color="auto" w:fill="EDEFF3"/>
           </w:tcPr>
           <w:p>
+            <w:pPr>
+              <w:keepNext/>
+              <w:spacing w:after="40" w:before="40"/>
+            </w:pPr>
             <w:r/>
             <w:r>
               <w:rPr>
@@ -212,6 +250,10 @@
             <w:tcW w:type="dxa" w:w="4824"/>
           </w:tcPr>
           <w:p>
+            <w:pPr>
+              <w:keepNext/>
+              <w:spacing w:after="40" w:before="40"/>
+            </w:pPr>
             <w:r/>
             <w:r>
               <w:rPr>
@@ -236,12 +278,19 @@
         </w:tc>
       </w:tr>
       <w:tr>
+        <w:trPr>
+          <w:cantSplit/>
+        </w:trPr>
         <w:tc>
           <w:tcPr>
             <w:tcW w:type="dxa" w:w="4824"/>
             <w:shd w:val="clear" w:color="auto" w:fill="EDEFF3"/>
           </w:tcPr>
           <w:p>
+            <w:pPr>
+              <w:keepNext w:val="0"/>
+              <w:spacing w:after="40" w:before="40"/>
+            </w:pPr>
             <w:r/>
             <w:r>
               <w:rPr>
@@ -257,6 +306,10 @@
             <w:tcW w:type="dxa" w:w="4824"/>
           </w:tcPr>
           <w:p>
+            <w:pPr>
+              <w:keepNext w:val="0"/>
+              <w:spacing w:after="40" w:before="40"/>
+            </w:pPr>
             <w:r/>
             <w:r>
               <w:rPr>
@@ -268,10 +321,11 @@
         </w:tc>
       </w:tr>
     </w:tbl>
-    <w:p/>
     <w:p>
       <w:pPr>
         <w:pStyle w:val="Heading1"/>
+        <w:keepNext/>
+        <w:pageBreakBefore w:val="0"/>
       </w:pPr>
       <w:r>
         <w:t>라이선스 사용 전 확인사항</w:t>
@@ -280,6 +334,7 @@
     <w:p>
       <w:pPr>
         <w:pStyle w:val="Heading2"/>
+        <w:keepNext/>
       </w:pPr>
       <w:r>
         <w:t>2. 신청 대상 SW</w:t>
@@ -297,12 +352,20 @@
         <w:gridCol w:w="3216"/>
       </w:tblGrid>
       <w:tr>
+        <w:trPr>
+          <w:cantSplit/>
+          <w:tblHeader/>
+        </w:trPr>
         <w:tc>
           <w:tcPr>
             <w:tcW w:type="dxa" w:w="3216"/>
             <w:shd w:val="clear" w:color="auto" w:fill="1F3A5F"/>
           </w:tcPr>
           <w:p>
+            <w:pPr>
+              <w:keepNext/>
+              <w:spacing w:after="40" w:before="40"/>
+            </w:pPr>
             <w:r/>
             <w:r>
               <w:rPr>
@@ -320,6 +383,10 @@
             <w:shd w:val="clear" w:color="auto" w:fill="1F3A5F"/>
           </w:tcPr>
           <w:p>
+            <w:pPr>
+              <w:keepNext/>
+              <w:spacing w:after="40" w:before="40"/>
+            </w:pPr>
             <w:r/>
             <w:r>
               <w:rPr>
@@ -337,6 +404,10 @@
             <w:shd w:val="clear" w:color="auto" w:fill="1F3A5F"/>
           </w:tcPr>
           <w:p>
+            <w:pPr>
+              <w:keepNext/>
+              <w:spacing w:after="40" w:before="40"/>
+            </w:pPr>
             <w:r/>
             <w:r>
               <w:rPr>
@@ -350,12 +421,19 @@
         </w:tc>
       </w:tr>
       <w:tr>
+        <w:trPr>
+          <w:cantSplit/>
+        </w:trPr>
         <w:tc>
           <w:tcPr>
             <w:tcW w:type="dxa" w:w="3216"/>
             <w:shd w:val="clear" w:color="auto" w:fill="EDEFF3"/>
           </w:tcPr>
           <w:p>
+            <w:pPr>
+              <w:keepNext/>
+              <w:spacing w:after="40" w:before="40"/>
+            </w:pPr>
             <w:r/>
             <w:r>
               <w:rPr>
@@ -371,6 +449,10 @@
             <w:tcW w:type="dxa" w:w="3216"/>
           </w:tcPr>
           <w:p>
+            <w:pPr>
+              <w:keepNext/>
+              <w:spacing w:after="40" w:before="40"/>
+            </w:pPr>
             <w:r/>
             <w:r>
               <w:rPr>
@@ -385,6 +467,10 @@
             <w:tcW w:type="dxa" w:w="3216"/>
           </w:tcPr>
           <w:p>
+            <w:pPr>
+              <w:keepNext/>
+              <w:spacing w:after="40" w:before="40"/>
+            </w:pPr>
             <w:r/>
             <w:r>
               <w:rPr>
@@ -396,12 +482,19 @@
         </w:tc>
       </w:tr>
       <w:tr>
+        <w:trPr>
+          <w:cantSplit/>
+        </w:trPr>
         <w:tc>
           <w:tcPr>
             <w:tcW w:type="dxa" w:w="3216"/>
             <w:shd w:val="clear" w:color="auto" w:fill="EDEFF3"/>
           </w:tcPr>
           <w:p>
+            <w:pPr>
+              <w:keepNext/>
+              <w:spacing w:after="40" w:before="40"/>
+            </w:pPr>
             <w:r/>
             <w:r>
               <w:rPr>
@@ -417,6 +510,10 @@
             <w:tcW w:type="dxa" w:w="3216"/>
           </w:tcPr>
           <w:p>
+            <w:pPr>
+              <w:keepNext/>
+              <w:spacing w:after="40" w:before="40"/>
+            </w:pPr>
             <w:r/>
             <w:r>
               <w:rPr>
@@ -431,6 +528,10 @@
             <w:tcW w:type="dxa" w:w="3216"/>
           </w:tcPr>
           <w:p>
+            <w:pPr>
+              <w:keepNext/>
+              <w:spacing w:after="40" w:before="40"/>
+            </w:pPr>
             <w:r/>
             <w:r>
               <w:rPr>
@@ -442,12 +543,19 @@
         </w:tc>
       </w:tr>
       <w:tr>
+        <w:trPr>
+          <w:cantSplit/>
+        </w:trPr>
         <w:tc>
           <w:tcPr>
             <w:tcW w:type="dxa" w:w="3216"/>
             <w:shd w:val="clear" w:color="auto" w:fill="EDEFF3"/>
           </w:tcPr>
           <w:p>
+            <w:pPr>
+              <w:keepNext/>
+              <w:spacing w:after="40" w:before="40"/>
+            </w:pPr>
             <w:r/>
             <w:r>
               <w:rPr>
@@ -463,6 +571,10 @@
             <w:tcW w:type="dxa" w:w="3216"/>
           </w:tcPr>
           <w:p>
+            <w:pPr>
+              <w:keepNext/>
+              <w:spacing w:after="40" w:before="40"/>
+            </w:pPr>
             <w:r/>
             <w:r>
               <w:rPr>
@@ -477,6 +589,10 @@
             <w:tcW w:type="dxa" w:w="3216"/>
           </w:tcPr>
           <w:p>
+            <w:pPr>
+              <w:keepNext/>
+              <w:spacing w:after="40" w:before="40"/>
+            </w:pPr>
             <w:r/>
             <w:r>
               <w:rPr>
@@ -489,12 +605,19 @@
         </w:tc>
       </w:tr>
       <w:tr>
+        <w:trPr>
+          <w:cantSplit/>
+        </w:trPr>
         <w:tc>
           <w:tcPr>
             <w:tcW w:type="dxa" w:w="3216"/>
             <w:shd w:val="clear" w:color="auto" w:fill="EDEFF3"/>
           </w:tcPr>
           <w:p>
+            <w:pPr>
+              <w:keepNext/>
+              <w:spacing w:after="40" w:before="40"/>
+            </w:pPr>
             <w:r/>
             <w:r>
               <w:rPr>
@@ -510,6 +633,10 @@
             <w:tcW w:type="dxa" w:w="3216"/>
           </w:tcPr>
           <w:p>
+            <w:pPr>
+              <w:keepNext/>
+              <w:spacing w:after="40" w:before="40"/>
+            </w:pPr>
             <w:r/>
             <w:r>
               <w:rPr>
@@ -524,6 +651,10 @@
             <w:tcW w:type="dxa" w:w="3216"/>
           </w:tcPr>
           <w:p>
+            <w:pPr>
+              <w:keepNext/>
+              <w:spacing w:after="40" w:before="40"/>
+            </w:pPr>
             <w:r/>
             <w:r>
               <w:rPr>
@@ -542,12 +673,19 @@
         </w:tc>
       </w:tr>
       <w:tr>
+        <w:trPr>
+          <w:cantSplit/>
+        </w:trPr>
         <w:tc>
           <w:tcPr>
             <w:tcW w:type="dxa" w:w="3216"/>
             <w:shd w:val="clear" w:color="auto" w:fill="EDEFF3"/>
           </w:tcPr>
           <w:p>
+            <w:pPr>
+              <w:keepNext/>
+              <w:spacing w:after="40" w:before="40"/>
+            </w:pPr>
             <w:r/>
             <w:r>
               <w:rPr>
@@ -563,6 +701,10 @@
             <w:tcW w:type="dxa" w:w="3216"/>
           </w:tcPr>
           <w:p>
+            <w:pPr>
+              <w:keepNext/>
+              <w:spacing w:after="40" w:before="40"/>
+            </w:pPr>
             <w:r/>
             <w:r>
               <w:rPr>
@@ -577,6 +719,10 @@
             <w:tcW w:type="dxa" w:w="3216"/>
           </w:tcPr>
           <w:p>
+            <w:pPr>
+              <w:keepNext/>
+              <w:spacing w:after="40" w:before="40"/>
+            </w:pPr>
             <w:r/>
             <w:r>
               <w:rPr>
@@ -589,12 +735,19 @@
         </w:tc>
       </w:tr>
       <w:tr>
+        <w:trPr>
+          <w:cantSplit/>
+        </w:trPr>
         <w:tc>
           <w:tcPr>
             <w:tcW w:type="dxa" w:w="3216"/>
             <w:shd w:val="clear" w:color="auto" w:fill="EDEFF3"/>
           </w:tcPr>
           <w:p>
+            <w:pPr>
+              <w:keepNext/>
+              <w:spacing w:after="40" w:before="40"/>
+            </w:pPr>
             <w:r/>
             <w:r>
               <w:rPr>
@@ -610,6 +763,10 @@
             <w:tcW w:type="dxa" w:w="3216"/>
           </w:tcPr>
           <w:p>
+            <w:pPr>
+              <w:keepNext/>
+              <w:spacing w:after="40" w:before="40"/>
+            </w:pPr>
             <w:r/>
             <w:r>
               <w:rPr>
@@ -624,6 +781,10 @@
             <w:tcW w:type="dxa" w:w="3216"/>
           </w:tcPr>
           <w:p>
+            <w:pPr>
+              <w:keepNext/>
+              <w:spacing w:after="40" w:before="40"/>
+            </w:pPr>
             <w:r/>
             <w:r>
               <w:rPr>
@@ -635,12 +796,19 @@
         </w:tc>
       </w:tr>
       <w:tr>
+        <w:trPr>
+          <w:cantSplit/>
+        </w:trPr>
         <w:tc>
           <w:tcPr>
             <w:tcW w:type="dxa" w:w="3216"/>
             <w:shd w:val="clear" w:color="auto" w:fill="EDEFF3"/>
           </w:tcPr>
           <w:p>
+            <w:pPr>
+              <w:keepNext/>
+              <w:spacing w:after="40" w:before="40"/>
+            </w:pPr>
             <w:r/>
             <w:r>
               <w:rPr>
@@ -656,6 +824,10 @@
             <w:tcW w:type="dxa" w:w="3216"/>
           </w:tcPr>
           <w:p>
+            <w:pPr>
+              <w:keepNext/>
+              <w:spacing w:after="40" w:before="40"/>
+            </w:pPr>
             <w:r/>
             <w:r>
               <w:rPr>
@@ -670,6 +842,10 @@
             <w:tcW w:type="dxa" w:w="3216"/>
           </w:tcPr>
           <w:p>
+            <w:pPr>
+              <w:keepNext/>
+              <w:spacing w:after="40" w:before="40"/>
+            </w:pPr>
             <w:r/>
             <w:r>
               <w:rPr>
@@ -682,12 +858,19 @@
         </w:tc>
       </w:tr>
       <w:tr>
+        <w:trPr>
+          <w:cantSplit/>
+        </w:trPr>
         <w:tc>
           <w:tcPr>
             <w:tcW w:type="dxa" w:w="3216"/>
             <w:shd w:val="clear" w:color="auto" w:fill="EDEFF3"/>
           </w:tcPr>
           <w:p>
+            <w:pPr>
+              <w:keepNext/>
+              <w:spacing w:after="40" w:before="40"/>
+            </w:pPr>
             <w:r/>
             <w:r>
               <w:rPr>
@@ -703,6 +886,10 @@
             <w:tcW w:type="dxa" w:w="3216"/>
           </w:tcPr>
           <w:p>
+            <w:pPr>
+              <w:keepNext/>
+              <w:spacing w:after="40" w:before="40"/>
+            </w:pPr>
             <w:r/>
             <w:r>
               <w:rPr>
@@ -717,6 +904,10 @@
             <w:tcW w:type="dxa" w:w="3216"/>
           </w:tcPr>
           <w:p>
+            <w:pPr>
+              <w:keepNext/>
+              <w:spacing w:after="40" w:before="40"/>
+            </w:pPr>
             <w:r/>
             <w:r>
               <w:rPr>
@@ -728,12 +919,19 @@
         </w:tc>
       </w:tr>
       <w:tr>
+        <w:trPr>
+          <w:cantSplit/>
+        </w:trPr>
         <w:tc>
           <w:tcPr>
             <w:tcW w:type="dxa" w:w="3216"/>
             <w:shd w:val="clear" w:color="auto" w:fill="EDEFF3"/>
           </w:tcPr>
           <w:p>
+            <w:pPr>
+              <w:keepNext w:val="0"/>
+              <w:spacing w:after="40" w:before="40"/>
+            </w:pPr>
             <w:r/>
             <w:r>
               <w:rPr>
@@ -749,6 +947,10 @@
             <w:tcW w:type="dxa" w:w="3216"/>
           </w:tcPr>
           <w:p>
+            <w:pPr>
+              <w:keepNext w:val="0"/>
+              <w:spacing w:after="40" w:before="40"/>
+            </w:pPr>
             <w:r/>
             <w:r>
               <w:rPr>
@@ -763,6 +965,10 @@
             <w:tcW w:type="dxa" w:w="3216"/>
           </w:tcPr>
           <w:p>
+            <w:pPr>
+              <w:keepNext w:val="0"/>
+              <w:spacing w:after="40" w:before="40"/>
+            </w:pPr>
             <w:r/>
             <w:r>
               <w:rPr>
@@ -774,7 +980,6 @@
         </w:tc>
       </w:tr>
     </w:tbl>
-    <w:p/>
     <w:p>
       <w:r>
         <w:rPr/>
@@ -792,11 +997,6 @@
       </w:r>
     </w:p>
     <w:p>
-      <w:r>
-        <w:br w:type="page"/>
-      </w:r>
-    </w:p>
-    <w:p>
       <w:pPr>
         <w:pStyle w:val="Heading1"/>
       </w:pPr>
@@ -807,6 +1007,8 @@
     <w:p>
       <w:pPr>
         <w:pStyle w:val="Heading1"/>
+        <w:keepNext/>
+        <w:pageBreakBefore w:val="0"/>
       </w:pPr>
       <w:r>
         <w:t>라이선스 신청 방법</w:t>
@@ -815,6 +1017,7 @@
     <w:p>
       <w:pPr>
         <w:pStyle w:val="Heading2"/>
+        <w:keepNext/>
       </w:pPr>
       <w:r>
         <w:t>1) 신청 경로</w:t>
@@ -863,6 +1066,9 @@
       </w:r>
     </w:p>
     <w:p>
+      <w:pPr>
+        <w:keepNext/>
+      </w:pPr>
       <w:r>
         <w:rPr/>
         <w:t xml:space="preserve">■ </w:t>
@@ -935,6 +1141,8 @@
     <w:p>
       <w:pPr>
         <w:pStyle w:val="Heading1"/>
+        <w:keepNext/>
+        <w:pageBreakBefore w:val="0"/>
       </w:pPr>
       <w:r>
         <w:t>라이선스 신청 방법</w:t>
@@ -943,6 +1151,7 @@
     <w:p>
       <w:pPr>
         <w:pStyle w:val="Heading2"/>
+        <w:keepNext/>
       </w:pPr>
       <w:r>
         <w:t>2) 라이선스 요청서 작성</w:t>
@@ -1097,6 +1306,8 @@
     <w:p>
       <w:pPr>
         <w:pStyle w:val="Heading1"/>
+        <w:keepNext/>
+        <w:pageBreakBefore w:val="0"/>
       </w:pPr>
       <w:r>
         <w:t>라이선스 신청 방법</w:t>
@@ -1105,6 +1316,7 @@
     <w:p>
       <w:pPr>
         <w:pStyle w:val="Heading2"/>
+        <w:keepNext/>
       </w:pPr>
       <w:r>
         <w:t>3) 작성 예시</w:t>
@@ -1122,12 +1334,20 @@
         <w:gridCol w:w="3216"/>
       </w:tblGrid>
       <w:tr>
+        <w:trPr>
+          <w:cantSplit/>
+          <w:tblHeader/>
+        </w:trPr>
         <w:tc>
           <w:tcPr>
             <w:tcW w:type="dxa" w:w="3216"/>
             <w:shd w:val="clear" w:color="auto" w:fill="1F3A5F"/>
           </w:tcPr>
           <w:p>
+            <w:pPr>
+              <w:keepNext/>
+              <w:spacing w:after="40" w:before="40"/>
+            </w:pPr>
             <w:r/>
             <w:r>
               <w:rPr>
@@ -1145,6 +1365,10 @@
             <w:shd w:val="clear" w:color="auto" w:fill="1F3A5F"/>
           </w:tcPr>
           <w:p>
+            <w:pPr>
+              <w:keepNext/>
+              <w:spacing w:after="40" w:before="40"/>
+            </w:pPr>
             <w:r/>
             <w:r>
               <w:rPr>
@@ -1162,6 +1386,10 @@
             <w:shd w:val="clear" w:color="auto" w:fill="1F3A5F"/>
           </w:tcPr>
           <w:p>
+            <w:pPr>
+              <w:keepNext/>
+              <w:spacing w:after="40" w:before="40"/>
+            </w:pPr>
             <w:r/>
             <w:r>
               <w:rPr>
@@ -1175,12 +1403,19 @@
         </w:tc>
       </w:tr>
       <w:tr>
+        <w:trPr>
+          <w:cantSplit/>
+        </w:trPr>
         <w:tc>
           <w:tcPr>
             <w:tcW w:type="dxa" w:w="3216"/>
             <w:shd w:val="clear" w:color="auto" w:fill="EDEFF3"/>
           </w:tcPr>
           <w:p>
+            <w:pPr>
+              <w:keepNext/>
+              <w:spacing w:after="40" w:before="40"/>
+            </w:pPr>
             <w:r/>
             <w:r>
               <w:rPr>
@@ -1196,6 +1431,10 @@
             <w:tcW w:type="dxa" w:w="3216"/>
           </w:tcPr>
           <w:p>
+            <w:pPr>
+              <w:keepNext/>
+              <w:spacing w:after="40" w:before="40"/>
+            </w:pPr>
             <w:r/>
             <w:r>
               <w:rPr>
@@ -1210,6 +1449,10 @@
             <w:tcW w:type="dxa" w:w="3216"/>
           </w:tcPr>
           <w:p>
+            <w:pPr>
+              <w:keepNext/>
+              <w:spacing w:after="40" w:before="40"/>
+            </w:pPr>
             <w:r/>
             <w:r>
               <w:rPr>
@@ -1221,12 +1464,19 @@
         </w:tc>
       </w:tr>
       <w:tr>
+        <w:trPr>
+          <w:cantSplit/>
+        </w:trPr>
         <w:tc>
           <w:tcPr>
             <w:tcW w:type="dxa" w:w="3216"/>
             <w:shd w:val="clear" w:color="auto" w:fill="EDEFF3"/>
           </w:tcPr>
           <w:p>
+            <w:pPr>
+              <w:keepNext/>
+              <w:spacing w:after="40" w:before="40"/>
+            </w:pPr>
             <w:r/>
             <w:r>
               <w:rPr>
@@ -1242,6 +1492,10 @@
             <w:tcW w:type="dxa" w:w="3216"/>
           </w:tcPr>
           <w:p>
+            <w:pPr>
+              <w:keepNext/>
+              <w:spacing w:after="40" w:before="40"/>
+            </w:pPr>
             <w:r/>
             <w:r>
               <w:rPr>
@@ -1256,6 +1510,10 @@
             <w:tcW w:type="dxa" w:w="3216"/>
           </w:tcPr>
           <w:p>
+            <w:pPr>
+              <w:keepNext/>
+              <w:spacing w:after="40" w:before="40"/>
+            </w:pPr>
             <w:r/>
             <w:r>
               <w:rPr>
@@ -1267,12 +1525,19 @@
         </w:tc>
       </w:tr>
       <w:tr>
+        <w:trPr>
+          <w:cantSplit/>
+        </w:trPr>
         <w:tc>
           <w:tcPr>
             <w:tcW w:type="dxa" w:w="3216"/>
             <w:shd w:val="clear" w:color="auto" w:fill="EDEFF3"/>
           </w:tcPr>
           <w:p>
+            <w:pPr>
+              <w:keepNext/>
+              <w:spacing w:after="40" w:before="40"/>
+            </w:pPr>
             <w:r/>
             <w:r>
               <w:rPr>
@@ -1288,6 +1553,10 @@
             <w:tcW w:type="dxa" w:w="3216"/>
           </w:tcPr>
           <w:p>
+            <w:pPr>
+              <w:keepNext/>
+              <w:spacing w:after="40" w:before="40"/>
+            </w:pPr>
             <w:r/>
             <w:r>
               <w:rPr>
@@ -1302,6 +1571,10 @@
             <w:tcW w:type="dxa" w:w="3216"/>
           </w:tcPr>
           <w:p>
+            <w:pPr>
+              <w:keepNext/>
+              <w:spacing w:after="40" w:before="40"/>
+            </w:pPr>
             <w:r/>
             <w:r>
               <w:rPr>
@@ -1313,12 +1586,19 @@
         </w:tc>
       </w:tr>
       <w:tr>
+        <w:trPr>
+          <w:cantSplit/>
+        </w:trPr>
         <w:tc>
           <w:tcPr>
             <w:tcW w:type="dxa" w:w="3216"/>
             <w:shd w:val="clear" w:color="auto" w:fill="EDEFF3"/>
           </w:tcPr>
           <w:p>
+            <w:pPr>
+              <w:keepNext w:val="0"/>
+              <w:spacing w:after="40" w:before="40"/>
+            </w:pPr>
             <w:r/>
             <w:r>
               <w:rPr>
@@ -1334,6 +1614,10 @@
             <w:tcW w:type="dxa" w:w="3216"/>
           </w:tcPr>
           <w:p>
+            <w:pPr>
+              <w:keepNext w:val="0"/>
+              <w:spacing w:after="40" w:before="40"/>
+            </w:pPr>
             <w:r/>
             <w:r>
               <w:rPr>
@@ -1348,6 +1632,10 @@
             <w:tcW w:type="dxa" w:w="3216"/>
           </w:tcPr>
           <w:p>
+            <w:pPr>
+              <w:keepNext w:val="0"/>
+              <w:spacing w:after="40" w:before="40"/>
+            </w:pPr>
             <w:r/>
             <w:r>
               <w:rPr>
@@ -1359,10 +1647,11 @@
         </w:tc>
       </w:tr>
     </w:tbl>
-    <w:p/>
     <w:p>
       <w:pPr>
         <w:pStyle w:val="Heading1"/>
+        <w:keepNext/>
+        <w:pageBreakBefore w:val="0"/>
       </w:pPr>
       <w:r>
         <w:t>라이선스 신청 방법</w:t>
@@ -1377,6 +1666,9 @@
       </w:r>
     </w:p>
     <w:p>
+      <w:pPr>
+        <w:keepNext/>
+      </w:pPr>
       <w:r>
         <w:rPr/>
         <w:t>STEP 1</w:t>
@@ -1391,18 +1683,27 @@
       </w:r>
     </w:p>
     <w:p>
+      <w:pPr>
+        <w:keepNext/>
+      </w:pPr>
       <w:r>
         <w:rPr/>
         <w:t>hanwha-chat 요청 번호 알림</w:t>
       </w:r>
     </w:p>
     <w:p>
+      <w:pPr>
+        <w:keepNext/>
+      </w:pPr>
       <w:r>
         <w:rPr/>
         <w:t>▶</w:t>
       </w:r>
     </w:p>
     <w:p>
+      <w:pPr>
+        <w:keepNext/>
+      </w:pPr>
       <w:r>
         <w:rPr/>
         <w:t>STEP 2</w:t>
@@ -1417,18 +1718,27 @@
       </w:r>
     </w:p>
     <w:p>
+      <w:pPr>
+        <w:keepNext/>
+      </w:pPr>
       <w:r>
         <w:rPr/>
         <w:t>업무 필요성 확인</w:t>
       </w:r>
     </w:p>
     <w:p>
+      <w:pPr>
+        <w:keepNext/>
+      </w:pPr>
       <w:r>
         <w:rPr/>
         <w:t>▶</w:t>
       </w:r>
     </w:p>
     <w:p>
+      <w:pPr>
+        <w:keepNext/>
+      </w:pPr>
       <w:r>
         <w:rPr/>
         <w:t>STEP 3</w:t>
@@ -1443,18 +1753,27 @@
       </w:r>
     </w:p>
     <w:p>
+      <w:pPr>
+        <w:keepNext/>
+      </w:pPr>
       <w:r>
         <w:rPr/>
         <w:t>엔드포인트지원팀 잔여 라이선스 확인</w:t>
       </w:r>
     </w:p>
     <w:p>
+      <w:pPr>
+        <w:keepNext/>
+      </w:pPr>
       <w:r>
         <w:rPr/>
         <w:t>▶</w:t>
       </w:r>
     </w:p>
     <w:p>
+      <w:pPr>
+        <w:keepNext/>
+      </w:pPr>
       <w:r>
         <w:rPr/>
         <w:t>STEP 4</w:t>
@@ -1509,11 +1828,6 @@
       </w:r>
     </w:p>
     <w:p>
-      <w:r>
-        <w:br w:type="page"/>
-      </w:r>
-    </w:p>
-    <w:p>
       <w:pPr>
         <w:pStyle w:val="Heading1"/>
       </w:pPr>
@@ -1524,6 +1838,8 @@
     <w:p>
       <w:pPr>
         <w:pStyle w:val="Heading1"/>
+        <w:keepNext/>
+        <w:pageBreakBefore w:val="0"/>
       </w:pPr>
       <w:r>
         <w:t>[Windows/macOS] 정품 인증 방법</w:t>
@@ -1532,6 +1848,7 @@
     <w:p>
       <w:pPr>
         <w:pStyle w:val="Heading2"/>
+        <w:keepNext/>
       </w:pPr>
       <w:r>
         <w:t>1) 할당 후 회사 계정 로그인</w:t>
@@ -1648,6 +1965,8 @@
     <w:p>
       <w:pPr>
         <w:pStyle w:val="Heading1"/>
+        <w:keepNext/>
+        <w:pageBreakBefore w:val="0"/>
       </w:pPr>
       <w:r>
         <w:t>[Windows/macOS] 정품 인증 방법</w:t>
@@ -1656,6 +1975,7 @@
     <w:p>
       <w:pPr>
         <w:pStyle w:val="Heading2"/>
+        <w:keepNext/>
       </w:pPr>
       <w:r>
         <w:t>2) Office “제품 인증 필요” 표시 시</w:t>
@@ -1758,11 +2078,6 @@
       </w:r>
     </w:p>
     <w:p>
-      <w:r>
-        <w:br w:type="page"/>
-      </w:r>
-    </w:p>
-    <w:p>
       <w:pPr>
         <w:pStyle w:val="Heading1"/>
       </w:pPr>
@@ -1773,6 +2088,8 @@
     <w:p>
       <w:pPr>
         <w:pStyle w:val="Heading1"/>
+        <w:keepNext/>
+        <w:pageBreakBefore w:val="0"/>
       </w:pPr>
       <w:r>
         <w:t>만료 · 활성화 실패 시 조치 방법</w:t>
@@ -1781,6 +2098,7 @@
     <w:p>
       <w:pPr>
         <w:pStyle w:val="Heading2"/>
+        <w:keepNext/>
       </w:pPr>
       <w:r>
         <w:t>1) “라이선스가 만료되었습니다” 표시 시</w:t>
@@ -1823,6 +2141,9 @@
       </w:r>
     </w:p>
     <w:p>
+      <w:pPr>
+        <w:keepNext/>
+      </w:pPr>
       <w:r>
         <w:rPr/>
         <w:t>◎ 발생 원인</w:t>
@@ -1841,6 +2162,9 @@
       </w:r>
     </w:p>
     <w:p>
+      <w:pPr>
+        <w:keepNext/>
+      </w:pPr>
       <w:r>
         <w:rPr/>
         <w:t>- 장기 미사용으로 회수</w:t>
@@ -1939,6 +2263,8 @@
     <w:p>
       <w:pPr>
         <w:pStyle w:val="Heading1"/>
+        <w:keepNext/>
+        <w:pageBreakBefore w:val="0"/>
       </w:pPr>
       <w:r>
         <w:t>만료 · 활성화 실패 시 조치 방법</w:t>
@@ -1947,6 +2273,7 @@
     <w:p>
       <w:pPr>
         <w:pStyle w:val="Heading2"/>
+        <w:keepNext/>
       </w:pPr>
       <w:r>
         <w:t>2) 메시지별 조치</w:t>
@@ -1964,12 +2291,20 @@
         <w:gridCol w:w="3216"/>
       </w:tblGrid>
       <w:tr>
+        <w:trPr>
+          <w:cantSplit/>
+          <w:tblHeader/>
+        </w:trPr>
         <w:tc>
           <w:tcPr>
             <w:tcW w:type="dxa" w:w="3216"/>
             <w:shd w:val="clear" w:color="auto" w:fill="1F3A5F"/>
           </w:tcPr>
           <w:p>
+            <w:pPr>
+              <w:keepNext/>
+              <w:spacing w:after="40" w:before="40"/>
+            </w:pPr>
             <w:r/>
             <w:r>
               <w:rPr>
@@ -1987,6 +2322,10 @@
             <w:shd w:val="clear" w:color="auto" w:fill="1F3A5F"/>
           </w:tcPr>
           <w:p>
+            <w:pPr>
+              <w:keepNext/>
+              <w:spacing w:after="40" w:before="40"/>
+            </w:pPr>
             <w:r/>
             <w:r>
               <w:rPr>
@@ -2004,6 +2343,10 @@
             <w:shd w:val="clear" w:color="auto" w:fill="1F3A5F"/>
           </w:tcPr>
           <w:p>
+            <w:pPr>
+              <w:keepNext/>
+              <w:spacing w:after="40" w:before="40"/>
+            </w:pPr>
             <w:r/>
             <w:r>
               <w:rPr>
@@ -2017,12 +2360,19 @@
         </w:tc>
       </w:tr>
       <w:tr>
+        <w:trPr>
+          <w:cantSplit/>
+        </w:trPr>
         <w:tc>
           <w:tcPr>
             <w:tcW w:type="dxa" w:w="3216"/>
             <w:shd w:val="clear" w:color="auto" w:fill="EDEFF3"/>
           </w:tcPr>
           <w:p>
+            <w:pPr>
+              <w:keepNext/>
+              <w:spacing w:after="40" w:before="40"/>
+            </w:pPr>
             <w:r/>
             <w:r>
               <w:rPr>
@@ -2038,6 +2388,10 @@
             <w:tcW w:type="dxa" w:w="3216"/>
           </w:tcPr>
           <w:p>
+            <w:pPr>
+              <w:keepNext/>
+              <w:spacing w:after="40" w:before="40"/>
+            </w:pPr>
             <w:r/>
             <w:r>
               <w:rPr>
@@ -2052,6 +2406,10 @@
             <w:tcW w:type="dxa" w:w="3216"/>
           </w:tcPr>
           <w:p>
+            <w:pPr>
+              <w:keepNext/>
+              <w:spacing w:after="40" w:before="40"/>
+            </w:pPr>
             <w:r/>
             <w:r>
               <w:rPr>
@@ -2063,12 +2421,19 @@
         </w:tc>
       </w:tr>
       <w:tr>
+        <w:trPr>
+          <w:cantSplit/>
+        </w:trPr>
         <w:tc>
           <w:tcPr>
             <w:tcW w:type="dxa" w:w="3216"/>
             <w:shd w:val="clear" w:color="auto" w:fill="EDEFF3"/>
           </w:tcPr>
           <w:p>
+            <w:pPr>
+              <w:keepNext/>
+              <w:spacing w:after="40" w:before="40"/>
+            </w:pPr>
             <w:r/>
             <w:r>
               <w:rPr>
@@ -2084,6 +2449,10 @@
             <w:tcW w:type="dxa" w:w="3216"/>
           </w:tcPr>
           <w:p>
+            <w:pPr>
+              <w:keepNext/>
+              <w:spacing w:after="40" w:before="40"/>
+            </w:pPr>
             <w:r/>
             <w:r>
               <w:rPr>
@@ -2098,6 +2467,10 @@
             <w:tcW w:type="dxa" w:w="3216"/>
           </w:tcPr>
           <w:p>
+            <w:pPr>
+              <w:keepNext/>
+              <w:spacing w:after="40" w:before="40"/>
+            </w:pPr>
             <w:r/>
             <w:r>
               <w:rPr>
@@ -2109,12 +2482,19 @@
         </w:tc>
       </w:tr>
       <w:tr>
+        <w:trPr>
+          <w:cantSplit/>
+        </w:trPr>
         <w:tc>
           <w:tcPr>
             <w:tcW w:type="dxa" w:w="3216"/>
             <w:shd w:val="clear" w:color="auto" w:fill="EDEFF3"/>
           </w:tcPr>
           <w:p>
+            <w:pPr>
+              <w:keepNext/>
+              <w:spacing w:after="40" w:before="40"/>
+            </w:pPr>
             <w:r/>
             <w:r>
               <w:rPr>
@@ -2130,6 +2510,10 @@
             <w:tcW w:type="dxa" w:w="3216"/>
           </w:tcPr>
           <w:p>
+            <w:pPr>
+              <w:keepNext/>
+              <w:spacing w:after="40" w:before="40"/>
+            </w:pPr>
             <w:r/>
             <w:r>
               <w:rPr>
@@ -2144,6 +2528,10 @@
             <w:tcW w:type="dxa" w:w="3216"/>
           </w:tcPr>
           <w:p>
+            <w:pPr>
+              <w:keepNext/>
+              <w:spacing w:after="40" w:before="40"/>
+            </w:pPr>
             <w:r/>
             <w:r>
               <w:rPr>
@@ -2155,12 +2543,19 @@
         </w:tc>
       </w:tr>
       <w:tr>
+        <w:trPr>
+          <w:cantSplit/>
+        </w:trPr>
         <w:tc>
           <w:tcPr>
             <w:tcW w:type="dxa" w:w="3216"/>
             <w:shd w:val="clear" w:color="auto" w:fill="EDEFF3"/>
           </w:tcPr>
           <w:p>
+            <w:pPr>
+              <w:keepNext/>
+              <w:spacing w:after="40" w:before="40"/>
+            </w:pPr>
             <w:r/>
             <w:r>
               <w:rPr>
@@ -2176,6 +2571,10 @@
             <w:tcW w:type="dxa" w:w="3216"/>
           </w:tcPr>
           <w:p>
+            <w:pPr>
+              <w:keepNext/>
+              <w:spacing w:after="40" w:before="40"/>
+            </w:pPr>
             <w:r/>
             <w:r>
               <w:rPr>
@@ -2190,6 +2589,10 @@
             <w:tcW w:type="dxa" w:w="3216"/>
           </w:tcPr>
           <w:p>
+            <w:pPr>
+              <w:keepNext/>
+              <w:spacing w:after="40" w:before="40"/>
+            </w:pPr>
             <w:r/>
             <w:r>
               <w:rPr>
@@ -2201,12 +2604,19 @@
         </w:tc>
       </w:tr>
       <w:tr>
+        <w:trPr>
+          <w:cantSplit/>
+        </w:trPr>
         <w:tc>
           <w:tcPr>
             <w:tcW w:type="dxa" w:w="3216"/>
             <w:shd w:val="clear" w:color="auto" w:fill="EDEFF3"/>
           </w:tcPr>
           <w:p>
+            <w:pPr>
+              <w:keepNext w:val="0"/>
+              <w:spacing w:after="40" w:before="40"/>
+            </w:pPr>
             <w:r/>
             <w:r>
               <w:rPr>
@@ -2222,6 +2632,10 @@
             <w:tcW w:type="dxa" w:w="3216"/>
           </w:tcPr>
           <w:p>
+            <w:pPr>
+              <w:keepNext w:val="0"/>
+              <w:spacing w:after="40" w:before="40"/>
+            </w:pPr>
             <w:r/>
             <w:r>
               <w:rPr>
@@ -2236,6 +2650,10 @@
             <w:tcW w:type="dxa" w:w="3216"/>
           </w:tcPr>
           <w:p>
+            <w:pPr>
+              <w:keepNext w:val="0"/>
+              <w:spacing w:after="40" w:before="40"/>
+            </w:pPr>
             <w:r/>
             <w:r>
               <w:rPr>
@@ -2247,10 +2665,11 @@
         </w:tc>
       </w:tr>
     </w:tbl>
-    <w:p/>
     <w:p>
       <w:pPr>
         <w:pStyle w:val="Heading1"/>
+        <w:keepNext/>
+        <w:pageBreakBefore w:val="0"/>
       </w:pPr>
       <w:r>
         <w:t>[Windows/macOS] 만료 · 활성화 실패 시 조치 방법</w:t>
@@ -2259,6 +2678,7 @@
     <w:p>
       <w:pPr>
         <w:pStyle w:val="Heading2"/>
+        <w:keepNext/>
       </w:pPr>
       <w:r>
         <w:t>3) 사용 기기 수 초과 시</w:t>
@@ -2351,11 +2771,6 @@
       </w:r>
     </w:p>
     <w:p>
-      <w:r>
-        <w:br w:type="page"/>
-      </w:r>
-    </w:p>
-    <w:p>
       <w:pPr>
         <w:pStyle w:val="Heading1"/>
       </w:pPr>
@@ -2366,6 +2781,8 @@
     <w:p>
       <w:pPr>
         <w:pStyle w:val="Heading1"/>
+        <w:keepNext/>
+        <w:pageBreakBefore w:val="0"/>
       </w:pPr>
       <w:r>
         <w:t>반납 · 연장 · 회수</w:t>
@@ -2374,6 +2791,7 @@
     <w:p>
       <w:pPr>
         <w:pStyle w:val="Heading2"/>
+        <w:keepNext/>
       </w:pPr>
       <w:r>
         <w:t>1) 잔여 라이선스가 없을 때</w:t>
@@ -2390,12 +2808,20 @@
         <w:gridCol w:w="4824"/>
       </w:tblGrid>
       <w:tr>
+        <w:trPr>
+          <w:cantSplit/>
+          <w:tblHeader/>
+        </w:trPr>
         <w:tc>
           <w:tcPr>
             <w:tcW w:type="dxa" w:w="4824"/>
             <w:shd w:val="clear" w:color="auto" w:fill="1F3A5F"/>
           </w:tcPr>
           <w:p>
+            <w:pPr>
+              <w:keepNext/>
+              <w:spacing w:after="40" w:before="40"/>
+            </w:pPr>
             <w:r/>
             <w:r>
               <w:rPr>
@@ -2413,6 +2839,10 @@
             <w:shd w:val="clear" w:color="auto" w:fill="1F3A5F"/>
           </w:tcPr>
           <w:p>
+            <w:pPr>
+              <w:keepNext/>
+              <w:spacing w:after="40" w:before="40"/>
+            </w:pPr>
             <w:r/>
             <w:r>
               <w:rPr>
@@ -2426,12 +2856,19 @@
         </w:tc>
       </w:tr>
       <w:tr>
+        <w:trPr>
+          <w:cantSplit/>
+        </w:trPr>
         <w:tc>
           <w:tcPr>
             <w:tcW w:type="dxa" w:w="4824"/>
             <w:shd w:val="clear" w:color="auto" w:fill="EDEFF3"/>
           </w:tcPr>
           <w:p>
+            <w:pPr>
+              <w:keepNext/>
+              <w:spacing w:after="40" w:before="40"/>
+            </w:pPr>
             <w:r/>
             <w:r>
               <w:rPr>
@@ -2447,6 +2884,10 @@
             <w:tcW w:type="dxa" w:w="4824"/>
           </w:tcPr>
           <w:p>
+            <w:pPr>
+              <w:keepNext/>
+              <w:spacing w:after="40" w:before="40"/>
+            </w:pPr>
             <w:r/>
             <w:r>
               <w:rPr>
@@ -2458,12 +2899,19 @@
         </w:tc>
       </w:tr>
       <w:tr>
+        <w:trPr>
+          <w:cantSplit/>
+        </w:trPr>
         <w:tc>
           <w:tcPr>
             <w:tcW w:type="dxa" w:w="4824"/>
             <w:shd w:val="clear" w:color="auto" w:fill="EDEFF3"/>
           </w:tcPr>
           <w:p>
+            <w:pPr>
+              <w:keepNext/>
+              <w:spacing w:after="40" w:before="40"/>
+            </w:pPr>
             <w:r/>
             <w:r>
               <w:rPr>
@@ -2479,6 +2927,10 @@
             <w:tcW w:type="dxa" w:w="4824"/>
           </w:tcPr>
           <w:p>
+            <w:pPr>
+              <w:keepNext/>
+              <w:spacing w:after="40" w:before="40"/>
+            </w:pPr>
             <w:r/>
             <w:r>
               <w:rPr>
@@ -2490,12 +2942,19 @@
         </w:tc>
       </w:tr>
       <w:tr>
+        <w:trPr>
+          <w:cantSplit/>
+        </w:trPr>
         <w:tc>
           <w:tcPr>
             <w:tcW w:type="dxa" w:w="4824"/>
             <w:shd w:val="clear" w:color="auto" w:fill="EDEFF3"/>
           </w:tcPr>
           <w:p>
+            <w:pPr>
+              <w:keepNext w:val="0"/>
+              <w:spacing w:after="40" w:before="40"/>
+            </w:pPr>
             <w:r/>
             <w:r>
               <w:rPr>
@@ -2511,6 +2970,10 @@
             <w:tcW w:type="dxa" w:w="4824"/>
           </w:tcPr>
           <w:p>
+            <w:pPr>
+              <w:keepNext w:val="0"/>
+              <w:spacing w:after="40" w:before="40"/>
+            </w:pPr>
             <w:r/>
             <w:r>
               <w:rPr>
@@ -2522,10 +2985,11 @@
         </w:tc>
       </w:tr>
     </w:tbl>
-    <w:p/>
     <w:p>
       <w:pPr>
         <w:pStyle w:val="Heading1"/>
+        <w:keepNext/>
+        <w:pageBreakBefore w:val="0"/>
       </w:pPr>
       <w:r>
         <w:t>반납 · 연장 · 회수</w:t>
@@ -2534,6 +2998,7 @@
     <w:p>
       <w:pPr>
         <w:pStyle w:val="Heading2"/>
+        <w:keepNext/>
       </w:pPr>
       <w:r>
         <w:t>2) 상황별 라이선스 처리</w:t>
@@ -2551,12 +3016,20 @@
         <w:gridCol w:w="3216"/>
       </w:tblGrid>
       <w:tr>
+        <w:trPr>
+          <w:cantSplit/>
+          <w:tblHeader/>
+        </w:trPr>
         <w:tc>
           <w:tcPr>
             <w:tcW w:type="dxa" w:w="3216"/>
             <w:shd w:val="clear" w:color="auto" w:fill="1F3A5F"/>
           </w:tcPr>
           <w:p>
+            <w:pPr>
+              <w:keepNext/>
+              <w:spacing w:after="40" w:before="40"/>
+            </w:pPr>
             <w:r/>
             <w:r>
               <w:rPr>
@@ -2574,6 +3047,10 @@
             <w:shd w:val="clear" w:color="auto" w:fill="1F3A5F"/>
           </w:tcPr>
           <w:p>
+            <w:pPr>
+              <w:keepNext/>
+              <w:spacing w:after="40" w:before="40"/>
+            </w:pPr>
             <w:r/>
             <w:r>
               <w:rPr>
@@ -2591,6 +3068,10 @@
             <w:shd w:val="clear" w:color="auto" w:fill="1F3A5F"/>
           </w:tcPr>
           <w:p>
+            <w:pPr>
+              <w:keepNext/>
+              <w:spacing w:after="40" w:before="40"/>
+            </w:pPr>
             <w:r/>
             <w:r>
               <w:rPr>
@@ -2604,12 +3085,19 @@
         </w:tc>
       </w:tr>
       <w:tr>
+        <w:trPr>
+          <w:cantSplit/>
+        </w:trPr>
         <w:tc>
           <w:tcPr>
             <w:tcW w:type="dxa" w:w="3216"/>
             <w:shd w:val="clear" w:color="auto" w:fill="EDEFF3"/>
           </w:tcPr>
           <w:p>
+            <w:pPr>
+              <w:keepNext/>
+              <w:spacing w:after="40" w:before="40"/>
+            </w:pPr>
             <w:r/>
             <w:r>
               <w:rPr>
@@ -2625,6 +3113,10 @@
             <w:tcW w:type="dxa" w:w="3216"/>
           </w:tcPr>
           <w:p>
+            <w:pPr>
+              <w:keepNext/>
+              <w:spacing w:after="40" w:before="40"/>
+            </w:pPr>
             <w:r/>
             <w:r>
               <w:rPr>
@@ -2639,6 +3131,10 @@
             <w:tcW w:type="dxa" w:w="3216"/>
           </w:tcPr>
           <w:p>
+            <w:pPr>
+              <w:keepNext/>
+              <w:spacing w:after="40" w:before="40"/>
+            </w:pPr>
             <w:r/>
             <w:r>
               <w:rPr>
@@ -2650,12 +3146,19 @@
         </w:tc>
       </w:tr>
       <w:tr>
+        <w:trPr>
+          <w:cantSplit/>
+        </w:trPr>
         <w:tc>
           <w:tcPr>
             <w:tcW w:type="dxa" w:w="3216"/>
             <w:shd w:val="clear" w:color="auto" w:fill="EDEFF3"/>
           </w:tcPr>
           <w:p>
+            <w:pPr>
+              <w:keepNext/>
+              <w:spacing w:after="40" w:before="40"/>
+            </w:pPr>
             <w:r/>
             <w:r>
               <w:rPr>
@@ -2671,6 +3174,10 @@
             <w:tcW w:type="dxa" w:w="3216"/>
           </w:tcPr>
           <w:p>
+            <w:pPr>
+              <w:keepNext/>
+              <w:spacing w:after="40" w:before="40"/>
+            </w:pPr>
             <w:r/>
             <w:r>
               <w:rPr>
@@ -2685,6 +3192,10 @@
             <w:tcW w:type="dxa" w:w="3216"/>
           </w:tcPr>
           <w:p>
+            <w:pPr>
+              <w:keepNext/>
+              <w:spacing w:after="40" w:before="40"/>
+            </w:pPr>
             <w:r/>
             <w:r>
               <w:rPr>
@@ -2696,12 +3207,19 @@
         </w:tc>
       </w:tr>
       <w:tr>
+        <w:trPr>
+          <w:cantSplit/>
+        </w:trPr>
         <w:tc>
           <w:tcPr>
             <w:tcW w:type="dxa" w:w="3216"/>
             <w:shd w:val="clear" w:color="auto" w:fill="EDEFF3"/>
           </w:tcPr>
           <w:p>
+            <w:pPr>
+              <w:keepNext/>
+              <w:spacing w:after="40" w:before="40"/>
+            </w:pPr>
             <w:r/>
             <w:r>
               <w:rPr>
@@ -2717,6 +3235,10 @@
             <w:tcW w:type="dxa" w:w="3216"/>
           </w:tcPr>
           <w:p>
+            <w:pPr>
+              <w:keepNext/>
+              <w:spacing w:after="40" w:before="40"/>
+            </w:pPr>
             <w:r/>
             <w:r>
               <w:rPr>
@@ -2731,6 +3253,10 @@
             <w:tcW w:type="dxa" w:w="3216"/>
           </w:tcPr>
           <w:p>
+            <w:pPr>
+              <w:keepNext/>
+              <w:spacing w:after="40" w:before="40"/>
+            </w:pPr>
             <w:r/>
             <w:r>
               <w:rPr>
@@ -2742,12 +3268,19 @@
         </w:tc>
       </w:tr>
       <w:tr>
+        <w:trPr>
+          <w:cantSplit/>
+        </w:trPr>
         <w:tc>
           <w:tcPr>
             <w:tcW w:type="dxa" w:w="3216"/>
             <w:shd w:val="clear" w:color="auto" w:fill="EDEFF3"/>
           </w:tcPr>
           <w:p>
+            <w:pPr>
+              <w:keepNext/>
+              <w:spacing w:after="40" w:before="40"/>
+            </w:pPr>
             <w:r/>
             <w:r>
               <w:rPr>
@@ -2763,6 +3296,10 @@
             <w:tcW w:type="dxa" w:w="3216"/>
           </w:tcPr>
           <w:p>
+            <w:pPr>
+              <w:keepNext/>
+              <w:spacing w:after="40" w:before="40"/>
+            </w:pPr>
             <w:r/>
             <w:r>
               <w:rPr>
@@ -2777,6 +3314,10 @@
             <w:tcW w:type="dxa" w:w="3216"/>
           </w:tcPr>
           <w:p>
+            <w:pPr>
+              <w:keepNext/>
+              <w:spacing w:after="40" w:before="40"/>
+            </w:pPr>
             <w:r/>
             <w:r>
               <w:rPr>
@@ -2788,12 +3329,19 @@
         </w:tc>
       </w:tr>
       <w:tr>
+        <w:trPr>
+          <w:cantSplit/>
+        </w:trPr>
         <w:tc>
           <w:tcPr>
             <w:tcW w:type="dxa" w:w="3216"/>
             <w:shd w:val="clear" w:color="auto" w:fill="EDEFF3"/>
           </w:tcPr>
           <w:p>
+            <w:pPr>
+              <w:keepNext w:val="0"/>
+              <w:spacing w:after="40" w:before="40"/>
+            </w:pPr>
             <w:r/>
             <w:r>
               <w:rPr>
@@ -2809,6 +3357,10 @@
             <w:tcW w:type="dxa" w:w="3216"/>
           </w:tcPr>
           <w:p>
+            <w:pPr>
+              <w:keepNext w:val="0"/>
+              <w:spacing w:after="40" w:before="40"/>
+            </w:pPr>
             <w:r/>
             <w:r>
               <w:rPr>
@@ -2823,6 +3375,10 @@
             <w:tcW w:type="dxa" w:w="3216"/>
           </w:tcPr>
           <w:p>
+            <w:pPr>
+              <w:keepNext w:val="0"/>
+              <w:spacing w:after="40" w:before="40"/>
+            </w:pPr>
             <w:r/>
             <w:r>
               <w:rPr>
@@ -2834,10 +3390,11 @@
         </w:tc>
       </w:tr>
     </w:tbl>
-    <w:p/>
     <w:p>
       <w:pPr>
         <w:pStyle w:val="Heading1"/>
+        <w:keepNext/>
+        <w:pageBreakBefore w:val="0"/>
       </w:pPr>
       <w:r>
         <w:t>반납 · 연장 · 회수</w:t>
@@ -2846,6 +3403,7 @@
     <w:p>
       <w:pPr>
         <w:pStyle w:val="Heading2"/>
+        <w:keepNext/>
       </w:pPr>
       <w:r>
         <w:t>3) 연장 및 반납 방법</w:t>
@@ -2990,6 +3548,8 @@
     <w:p>
       <w:pPr>
         <w:pStyle w:val="Heading1"/>
+        <w:keepNext/>
+        <w:pageBreakBefore w:val="0"/>
       </w:pPr>
       <w:r>
         <w:t>반납 · 연장 · 회수</w:t>
@@ -3052,6 +3612,8 @@
     <w:p>
       <w:pPr>
         <w:pStyle w:val="Heading1"/>
+        <w:keepNext/>
+        <w:pageBreakBefore w:val="0"/>
       </w:pPr>
       <w:r>
         <w:t>(참고) 문의 방법</w:t>
@@ -3060,6 +3622,7 @@
     <w:p>
       <w:pPr>
         <w:pStyle w:val="Heading2"/>
+        <w:keepNext/>
       </w:pPr>
       <w:r>
         <w:t>■ 모든 IT 문의는 ITssue 챗봇으로 접수</w:t>
@@ -3077,12 +3640,20 @@
         <w:gridCol w:w="3216"/>
       </w:tblGrid>
       <w:tr>
+        <w:trPr>
+          <w:cantSplit/>
+          <w:tblHeader/>
+        </w:trPr>
         <w:tc>
           <w:tcPr>
             <w:tcW w:type="dxa" w:w="3216"/>
             <w:shd w:val="clear" w:color="auto" w:fill="1F3A5F"/>
           </w:tcPr>
           <w:p>
+            <w:pPr>
+              <w:keepNext/>
+              <w:spacing w:after="40" w:before="40"/>
+            </w:pPr>
             <w:r/>
             <w:r>
               <w:rPr>
@@ -3100,6 +3671,10 @@
             <w:shd w:val="clear" w:color="auto" w:fill="1F3A5F"/>
           </w:tcPr>
           <w:p>
+            <w:pPr>
+              <w:keepNext/>
+              <w:spacing w:after="40" w:before="40"/>
+            </w:pPr>
             <w:r/>
             <w:r>
               <w:rPr>
@@ -3117,6 +3692,10 @@
             <w:shd w:val="clear" w:color="auto" w:fill="1F3A5F"/>
           </w:tcPr>
           <w:p>
+            <w:pPr>
+              <w:keepNext/>
+              <w:spacing w:after="40" w:before="40"/>
+            </w:pPr>
             <w:r/>
             <w:r>
               <w:rPr>
@@ -3130,12 +3709,19 @@
         </w:tc>
       </w:tr>
       <w:tr>
+        <w:trPr>
+          <w:cantSplit/>
+        </w:trPr>
         <w:tc>
           <w:tcPr>
             <w:tcW w:type="dxa" w:w="3216"/>
             <w:shd w:val="clear" w:color="auto" w:fill="EDEFF3"/>
           </w:tcPr>
           <w:p>
+            <w:pPr>
+              <w:keepNext/>
+              <w:spacing w:after="40" w:before="40"/>
+            </w:pPr>
             <w:r/>
             <w:r>
               <w:rPr>
@@ -3151,6 +3737,10 @@
             <w:tcW w:type="dxa" w:w="3216"/>
           </w:tcPr>
           <w:p>
+            <w:pPr>
+              <w:keepNext/>
+              <w:spacing w:after="40" w:before="40"/>
+            </w:pPr>
             <w:r/>
             <w:r>
               <w:rPr>
@@ -3165,6 +3755,10 @@
             <w:tcW w:type="dxa" w:w="3216"/>
           </w:tcPr>
           <w:p>
+            <w:pPr>
+              <w:keepNext/>
+              <w:spacing w:after="40" w:before="40"/>
+            </w:pPr>
             <w:r/>
             <w:r>
               <w:rPr>
@@ -3176,12 +3770,19 @@
         </w:tc>
       </w:tr>
       <w:tr>
+        <w:trPr>
+          <w:cantSplit/>
+        </w:trPr>
         <w:tc>
           <w:tcPr>
             <w:tcW w:type="dxa" w:w="3216"/>
             <w:shd w:val="clear" w:color="auto" w:fill="EDEFF3"/>
           </w:tcPr>
           <w:p>
+            <w:pPr>
+              <w:keepNext/>
+              <w:spacing w:after="40" w:before="40"/>
+            </w:pPr>
             <w:r/>
             <w:r>
               <w:rPr>
@@ -3197,6 +3798,10 @@
             <w:tcW w:type="dxa" w:w="3216"/>
           </w:tcPr>
           <w:p>
+            <w:pPr>
+              <w:keepNext/>
+              <w:spacing w:after="40" w:before="40"/>
+            </w:pPr>
             <w:r/>
             <w:r>
               <w:rPr>
@@ -3211,6 +3816,10 @@
             <w:tcW w:type="dxa" w:w="3216"/>
           </w:tcPr>
           <w:p>
+            <w:pPr>
+              <w:keepNext/>
+              <w:spacing w:after="40" w:before="40"/>
+            </w:pPr>
             <w:r/>
             <w:r>
               <w:rPr>
@@ -3222,12 +3831,19 @@
         </w:tc>
       </w:tr>
       <w:tr>
+        <w:trPr>
+          <w:cantSplit/>
+        </w:trPr>
         <w:tc>
           <w:tcPr>
             <w:tcW w:type="dxa" w:w="3216"/>
             <w:shd w:val="clear" w:color="auto" w:fill="EDEFF3"/>
           </w:tcPr>
           <w:p>
+            <w:pPr>
+              <w:keepNext/>
+              <w:spacing w:after="40" w:before="40"/>
+            </w:pPr>
             <w:r/>
             <w:r>
               <w:rPr>
@@ -3243,6 +3859,10 @@
             <w:tcW w:type="dxa" w:w="3216"/>
           </w:tcPr>
           <w:p>
+            <w:pPr>
+              <w:keepNext/>
+              <w:spacing w:after="40" w:before="40"/>
+            </w:pPr>
             <w:r/>
             <w:r>
               <w:rPr>
@@ -3257,6 +3877,10 @@
             <w:tcW w:type="dxa" w:w="3216"/>
           </w:tcPr>
           <w:p>
+            <w:pPr>
+              <w:keepNext/>
+              <w:spacing w:after="40" w:before="40"/>
+            </w:pPr>
             <w:r/>
             <w:r>
               <w:rPr>
@@ -3268,12 +3892,19 @@
         </w:tc>
       </w:tr>
       <w:tr>
+        <w:trPr>
+          <w:cantSplit/>
+        </w:trPr>
         <w:tc>
           <w:tcPr>
             <w:tcW w:type="dxa" w:w="3216"/>
             <w:shd w:val="clear" w:color="auto" w:fill="EDEFF3"/>
           </w:tcPr>
           <w:p>
+            <w:pPr>
+              <w:keepNext w:val="0"/>
+              <w:spacing w:after="40" w:before="40"/>
+            </w:pPr>
             <w:r/>
             <w:r>
               <w:rPr>
@@ -3289,6 +3920,10 @@
             <w:tcW w:type="dxa" w:w="3216"/>
           </w:tcPr>
           <w:p>
+            <w:pPr>
+              <w:keepNext w:val="0"/>
+              <w:spacing w:after="40" w:before="40"/>
+            </w:pPr>
             <w:r/>
             <w:r>
               <w:rPr>
@@ -3303,6 +3938,10 @@
             <w:tcW w:type="dxa" w:w="3216"/>
           </w:tcPr>
           <w:p>
+            <w:pPr>
+              <w:keepNext w:val="0"/>
+              <w:spacing w:after="40" w:before="40"/>
+            </w:pPr>
             <w:r/>
             <w:r>
               <w:rPr>
@@ -3314,10 +3953,11 @@
         </w:tc>
       </w:tr>
     </w:tbl>
-    <w:p/>
     <w:p>
       <w:pPr>
         <w:pStyle w:val="Heading1"/>
+        <w:keepNext/>
+        <w:pageBreakBefore w:val="0"/>
       </w:pPr>
       <w:r>
         <w:t>(참고) 가상 설정 안내</w:t>
